--- a/docs/np_fw_emmc_001.docx
+++ b/docs/np_fw_emmc_001.docx
@@ -25,7 +25,7 @@
     <w:p>
       <w:pPr/>
       <w:r>
-        <w:t>NP-FW-EMMC-001  Rev A  |  2026-05-11  |  Pre-Storage-Code Baseline</w:t>
+        <w:t>NP-FW-EMMC-001  Rev 2  |  2026-08-12  |  Pre-Storage-Code Baseline</w:t>
       </w:r>
     </w:p>
     <w:p>
@@ -5309,7 +5309,7 @@
           </w:tcPr>
           <w:p>
             <w:r>
-              <w:t xml:space="preserve">Hub and safety-MCU per-electrode impedance disagreed beyond tolerance — device-condition flag only, no kOhm values, suppressed timestamp (fault-latch privacy gate). CLAUDE.md §5.1.</w:t>
+              <w:t xml:space="preserve">Hub and safety-MCU per-electrode impedance disagreed beyond tolerance — device-condition flag only, no kOhm values. No timestamp reaches SHDR: np_log_shdr_fault() discards its session_ms argument for EVERY caller and every fault type, so the suppression is UNCONDITIONAL and discloses nothing about which fault fired. (Rev A cited this as the “fault-latch privacy gate”; that gate was the conditional one, corrected at Rev 2 — this row was always the unconditional case.) CLAUDE.md §5.1.</w:t>
             </w:r>
           </w:p>
         </w:tc>
@@ -5331,7 +5331,7 @@
           </w:tcPr>
           <w:p>
             <w:r>
-              <w:t>SHDR</w:t>
+              <w:t>UHDR</w:t>
             </w:r>
           </w:p>
         </w:tc>
@@ -5341,7 +5341,7 @@
           </w:tcPr>
           <w:p>
             <w:r>
-              <w:t>SHDR /faults/</w:t>
+              <w:t>(none — device-internal)</w:t>
             </w:r>
           </w:p>
         </w:tc>
@@ -5351,7 +5351,7 @@
           </w:tcPr>
           <w:p>
             <w:r>
-              <w:t>Device fault time — device condition; consistent with the safety-interlock-log → SHDR rule. SUPPRESSED (reported as 0) when the latched fault is NP_SAFETY_STATUS_CARDIAC: a cardiac cutoff during cervical VNS co-locates the event time with a UHDR-class health event and the relative SysTick value could be linked to a session record. Not carried in the current 8-byte reply frame; a future dedicated read command marshals it via np_fault_latch_report_tick_ms(). CLAUDE.md §13.4 / §5.1.</w:t>
+              <w:t>RECLASSIFIED at Rev 2 (2026-08-12): NOT SHDR-reportable at all. Fault event timing is UHDR — the SHDR fleet schema fault_log has no timing column and states “Precise fault event timing, where it exists at all, is UHDR under the user’s key”, and np_log_shdr_fault() already discards session_ms for every caller. Rev A classified this SHDR-but-SUPPRESSED-for-NP_SAFETY_STATUS_CARDIAC; that conditional redaction was itself the defect — with count reported unconditionally, the pair (count &gt; 0, tick_ms = 0) identified a cardiac fault with certainty, a one-bit oracle strictly worse than no redaction. A redaction applied conditionally on a sensitive predicate leaks that predicate. tick_ms now stays device-internal (SRAM) and is not a member of np_fault_latch_report_t. CLAUDE.md §5.1.</w:t>
             </w:r>
           </w:p>
         </w:tc>
@@ -5393,7 +5393,7 @@
           </w:tcPr>
           <w:p>
             <w:r>
-              <w:t>Device fault-event tally — device condition, no biology, no timestamp. Mirrors the SHDR device session count. Not in the current 8-byte reply frame; marshalled via np_fault_latch_report_count(). CLAUDE.md §13.4 / §5.1.</w:t>
+              <w:t>Device fault-event tally — device condition, no biology, no timestamp. Mirrors the SHDR device session count; this is the field fleet predictive maintenance consumes (NP-PMS-001 §5). Not in the current 8-byte reply frame. Rev 2 (2026-08-12): marshalled via the single fixed-shape np_fault_latch_build_report() → np_fault_latch_report_t {status, slot, count}, replacing np_fault_latch_report_count(); every member is reported for every fault type and no member is conditioned on the latched status word. CLAUDE.md §5.1.</w:t>
             </w:r>
           </w:p>
         </w:tc>
@@ -6982,6 +6982,48 @@
           <w:p>
             <w:r>
               <w:t>Amendment (pre-Rev-B): §12 session data classification table extended for the fault-latch extended SPI command privacy gate (CLAUDE.md §13.4). Two elements added — fault latch event timestamp (tick_ms; SHDR, SUPPRESSED for NP_SAFETY_STATUS_CARDIAC faults) and fault latch event count (SHDR). Marshalling enforced in firmware by np_fault_latch_report_tick_ms()/_report_count(). Table now 32 elements (27 at Rev A initial release; +2 OI-CVNS-HUB-11 CVNS impedance report &amp; divergence flag; +2 fault-latch fields, +1 prior addition).</w:t>
+            </w:r>
+          </w:p>
+        </w:tc>
+      </w:tr>
+      <w:tr>
+        <w:tc>
+          <w:tcPr>
+            <w:tcW w:type="dxa" w:w="2160"/>
+          </w:tcPr>
+          <w:p>
+            <w:r>
+              <w:t>2</w:t>
+            </w:r>
+          </w:p>
+        </w:tc>
+        <w:tc>
+          <w:tcPr>
+            <w:tcW w:type="dxa" w:w="2160"/>
+          </w:tcPr>
+          <w:p>
+            <w:r>
+              <w:t>2026-08-12</w:t>
+            </w:r>
+          </w:p>
+        </w:tc>
+        <w:tc>
+          <w:tcPr>
+            <w:tcW w:type="dxa" w:w="2160"/>
+          </w:tcPr>
+          <w:p>
+            <w:r>
+              <w:t>NeurOne Firmware</w:t>
+            </w:r>
+          </w:p>
+        </w:tc>
+        <w:tc>
+          <w:tcPr>
+            <w:tcW w:type="dxa" w:w="2160"/>
+          </w:tcPr>
+          <w:p>
+            <w:r>
+              <w:t>Reverses the Rev A (2026-07-14) amendment's conditional redaction. §12: the fault-latch tick_ms element is RECLASSIFIED from "SHDR, suppressed for NP_SAFETY_STATUS_CARDIAC" to NOT SHDR-reportable (device-internal; fault event timing is UHDR per the fault_log schema, which has no timing column, and per np_log_shdr_fault() discarding session_ms for every caller). Reason: because count was reported unconditionally by an independent helper, zeroing tick_ms only for cardiac faults made (count &gt; 0, tick_ms = 0) a self-interpreting one-bit cardiac oracle — strictly worse than no redaction, since a bare relative SysTick value needs a session record SHDR does not hold. General rule: a redaction applied conditionally on a sensitive predicate leaks that predicate. The cardiac predicate is in any case published to SHDR deliberately and separately as fault_log.fault_type = 'CVNS_HR_CUTOFF'. Firmware: np_fault_latch_report_tick_ms()/_report_count() deleted, replaced by one fixed-shape marshaller np_fault_latch_build_report() → np_fault_latch_report_t {status, slot, count}; 23 host assertions incl. a falsified cardiac/non-cardiac indistinguishability guard; suite 28/28. IEC 62304 Class C — reporting path only, no safety function changed. The CVNS divergence-flag row's stale "fault-latch privacy gate" citation corrected (that suppression was always unconditional). Table remains 32 elements — the element is reclassified, not removed. Revision numbering switches to integers per NP-CONV-001 Rev 6 §4.1 (prior letter revisions A map to 1).</w:t>
             </w:r>
           </w:p>
         </w:tc>

--- a/docs/np_fw_emmc_001.docx
+++ b/docs/np_fw_emmc_001.docx
@@ -5398,6 +5398,48 @@
           </w:p>
         </w:tc>
       </w:tr>
+      <w:tr>
+        <w:tc>
+          <w:tcPr>
+            <w:tcW w:type="dxa" w:w="2160"/>
+          </w:tcPr>
+          <w:p>
+            <w:r>
+              <w:t xml:space="preserve">Cervical VNS time-of-cutoff offset (s after stim onset; np_cvns_session_record_t.cutoff_time_offset_s)</w:t>
+            </w:r>
+          </w:p>
+        </w:tc>
+        <w:tc>
+          <w:tcPr>
+            <w:tcW w:type="dxa" w:w="2160"/>
+          </w:tcPr>
+          <w:p>
+            <w:r>
+              <w:t xml:space="preserve">UHDR</w:t>
+            </w:r>
+          </w:p>
+        </w:tc>
+        <w:tc>
+          <w:tcPr>
+            <w:tcW w:type="dxa" w:w="2160"/>
+          </w:tcPr>
+          <w:p>
+            <w:r>
+              <w:t xml:space="preserve">UHDR /sessions/</w:t>
+            </w:r>
+          </w:p>
+        </w:tc>
+        <w:tc>
+          <w:tcPr>
+            <w:tcW w:type="dxa" w:w="2160"/>
+          </w:tcPr>
+          <w:p>
+            <w:r>
+              <w:t xml:space="preserve">Latency from stimulation onset to the wearer's heart rate deviating past NP_CARDIAC_HR_DELTA_BPM — an autonomic response latency, i.e. a measurement of the person, not of the device. ADDED at Rev 2 (2026-08-12): this table was SILENT on the element, which is why NP-FW-CVNS-001 could classify it UHDR in one §8.2 row while routing it to SHDR in another (inside the safety-MCU fault log, as cutoff_offset_ms at finer ms resolution) across two revisions. The SHDR copy is removed at NP-FW-CVNS-001 Rev 3; this is now the element's only home. CLAUDE.md §5.1.</w:t>
+            </w:r>
+          </w:p>
+        </w:tc>
+      </w:tr>
     </w:tbl>
     <w:p>
       <w:pPr/>
@@ -7023,7 +7065,7 @@
           </w:tcPr>
           <w:p>
             <w:r>
-              <w:t>Reverses the Rev A (2026-07-14) amendment's conditional redaction. §12: the fault-latch tick_ms element is RECLASSIFIED from "SHDR, suppressed for NP_SAFETY_STATUS_CARDIAC" to NOT SHDR-reportable (device-internal; fault event timing is UHDR per the fault_log schema, which has no timing column, and per np_log_shdr_fault() discarding session_ms for every caller). Reason: because count was reported unconditionally by an independent helper, zeroing tick_ms only for cardiac faults made (count &gt; 0, tick_ms = 0) a self-interpreting one-bit cardiac oracle — strictly worse than no redaction, since a bare relative SysTick value needs a session record SHDR does not hold. General rule: a redaction applied conditionally on a sensitive predicate leaks that predicate. The cardiac predicate is in any case published to SHDR deliberately and separately as fault_log.fault_type = 'CVNS_HR_CUTOFF'. Firmware: np_fault_latch_report_tick_ms()/_report_count() deleted, replaced by one fixed-shape marshaller np_fault_latch_build_report() → np_fault_latch_report_t {status, slot, count}; 23 host assertions incl. a falsified cardiac/non-cardiac indistinguishability guard; suite 28/28. IEC 62304 Class C — reporting path only, no safety function changed. The CVNS divergence-flag row's stale "fault-latch privacy gate" citation corrected (that suppression was always unconditional). Table remains 32 elements — the element is reclassified, not removed. Revision numbering switches to integers per NP-CONV-001 Rev 6 §4.1 (prior letter revisions A map to 1).</w:t>
+              <w:t>Reverses the Rev A (2026-07-14) amendment's conditional redaction. §12: the fault-latch tick_ms element is RECLASSIFIED from "SHDR, suppressed for NP_SAFETY_STATUS_CARDIAC" to NOT SHDR-reportable (device-internal; fault event timing is UHDR per the fault_log schema, which has no timing column, and per np_log_shdr_fault() discarding session_ms for every caller). Reason: because count was reported unconditionally by an independent helper, zeroing tick_ms only for cardiac faults made (count &gt; 0, tick_ms = 0) a self-interpreting one-bit cardiac oracle — strictly worse than no redaction, since a bare relative SysTick value needs a session record SHDR does not hold. General rule: a redaction applied conditionally on a sensitive predicate leaks that predicate. The cardiac predicate is in any case published to SHDR deliberately and separately as fault_log.fault_type = 'CVNS_HR_CUTOFF'. Firmware: np_fault_latch_report_tick_ms()/_report_count() deleted, replaced by one fixed-shape marshaller np_fault_latch_build_report() → np_fault_latch_report_t {status, slot, count}; 23 host assertions incl. a falsified cardiac/non-cardiac indistinguishability guard; suite 28/28. IEC 62304 Class C — reporting path only, no safety function changed. The CVNS divergence-flag row's stale "fault-latch privacy gate" citation corrected (that suppression was always unconditional). Table goes to 33 elements: the fault-latch tick_ms element is reclassified rather than removed, and ONE element is added — the cervical VNS time-of-cutoff offset (UHDR), which this table had never carried, the silence being why NP-FW-CVNS-001 §8.2 contradicted itself on it across two revisions (resolved at NP-FW-CVNS-001 Rev 3). Revision numbering switches to integers per NP-CONV-001 Rev 6 §4.1 (prior letter revisions A map to 1).</w:t>
             </w:r>
           </w:p>
         </w:tc>
